--- a/docs/1W242038_植木敬太郎_センサと制御_第2回中間.docx
+++ b/docs/1W242038_植木敬太郎_センサと制御_第2回中間.docx
@@ -722,20 +722,8 @@
         </w:r>
       </w:hyperlink>
     </w:p>
-    <w:p>
-      <w:pPr>
-        <w:rPr>
-          <w:rFonts w:hint="eastAsia"/>
-        </w:rPr>
-      </w:pPr>
-    </w:p>
-    <w:p>
-      <w:pPr>
-        <w:rPr>
-          <w:rFonts w:hint="eastAsia"/>
-        </w:rPr>
-      </w:pPr>
-    </w:p>
+    <w:p/>
+    <w:p/>
     <w:p>
       <w:pPr>
         <w:ind w:firstLine="360"/>
@@ -920,28 +908,13 @@
     <w:p>
       <w:pPr>
         <w:ind w:left="360"/>
-        <w:rPr>
-          <w:rFonts w:hint="eastAsia"/>
-        </w:rPr>
       </w:pPr>
       <w:hyperlink r:id="rId9" w:history="1">
         <w:r>
           <w:rPr>
             <w:rStyle w:val="af0"/>
           </w:rPr>
-          <w:t>https://drive.google.com</w:t>
-        </w:r>
-        <w:r>
-          <w:rPr>
-            <w:rStyle w:val="af0"/>
-          </w:rPr>
-          <w:t>/</w:t>
-        </w:r>
-        <w:r>
-          <w:rPr>
-            <w:rStyle w:val="af0"/>
-          </w:rPr>
-          <w:t>file/d/15dMXXgF0SXSbA317QcRnqEqK</w:t>
+          <w:t>https://drive.google.com/file/d/15dMXXgF0SXSbA317QcRnqEqK</w:t>
         </w:r>
         <w:r>
           <w:rPr>
@@ -1064,14 +1037,19 @@
     </w:p>
     <w:p>
       <w:pPr>
+        <w:ind w:left="360" w:firstLineChars="100" w:firstLine="210"/>
+        <w:rPr>
+          <w:rFonts w:hint="eastAsia"/>
+        </w:rPr>
+      </w:pPr>
+    </w:p>
+    <w:p>
+      <w:pPr>
         <w:pStyle w:val="a9"/>
         <w:numPr>
           <w:ilvl w:val="0"/>
           <w:numId w:val="2"/>
         </w:numPr>
-        <w:rPr>
-          <w:rFonts w:hint="eastAsia"/>
-        </w:rPr>
       </w:pPr>
       <w:r>
         <w:rPr>
@@ -1100,19 +1078,50 @@
         <w:rPr>
           <w:rFonts w:hint="eastAsia"/>
         </w:rPr>
-        <w:t>手を叩くとその方向に自走して近づき</w:t>
-      </w:r>
-      <w:r>
-        <w:rPr>
-          <w:rFonts w:hint="eastAsia"/>
-        </w:rPr>
-        <w:t>，蓋</w:t>
-      </w:r>
-      <w:r>
-        <w:rPr>
-          <w:rFonts w:hint="eastAsia"/>
-        </w:rPr>
-        <w:t>が自動で開閉する「音で呼べる自動開閉ごみ箱」を制作する</w:t>
+        <w:t>手を叩くとその方向に自走して近づき，蓋が自動で開閉する「音で呼べる自動開閉</w:t>
+      </w:r>
+      <w:r>
+        <w:rPr>
+          <w:rFonts w:hint="eastAsia"/>
+        </w:rPr>
+        <w:lastRenderedPageBreak/>
+        <w:t>ごみ箱」を制作する．</w:t>
+      </w:r>
+      <w:r>
+        <w:rPr>
+          <w:rFonts w:hint="eastAsia"/>
+        </w:rPr>
+        <w:t>ごみ箱にアナログマイクモジュール(MAX4466搭載)を120度間隔で計3</w:t>
+      </w:r>
+      <w:r>
+        <w:t>つ</w:t>
+      </w:r>
+      <w:r>
+        <w:rPr>
+          <w:rFonts w:hint="eastAsia"/>
+        </w:rPr>
+        <w:t>配置し，拍手音のピーク音量を比較することで音源の方向を360度全方位から判別する．方向を判定した後，DRV8835モータドライバで制御する</w:t>
+      </w:r>
+      <w:r>
+        <w:t>DCモータ2つによる左右の車輪</w:t>
+      </w:r>
+      <w:r>
+        <w:rPr>
+          <w:rFonts w:hint="eastAsia"/>
+        </w:rPr>
+        <w:t>差動</w:t>
+      </w:r>
+      <w:r>
+        <w:t>駆動で音源の方向へ</w:t>
+      </w:r>
+      <w:r>
+        <w:rPr>
+          <w:rFonts w:hint="eastAsia"/>
+        </w:rPr>
+        <w:t>旋回・</w:t>
+      </w:r>
+      <w:r>
+        <w:t>移動する</w:t>
       </w:r>
       <w:r>
         <w:rPr>
@@ -1124,10 +1133,44 @@
         <w:rPr>
           <w:rFonts w:hint="eastAsia"/>
         </w:rPr>
-        <w:t>左右に配置した</w:t>
-      </w:r>
-      <w:r>
-        <w:t>2つのサウンドセンサで拍手の方向を判別し</w:t>
+        <w:t>旋回角度はモータの駆動時間により制御する．前方に設置した超音波距離センサ(HC-SR04)でユーザーとの距離を監視し，一定距離以内に接近したら停止する．停止後，蓋上部に接地した赤外線センサで手をかざす動作を検知し，サーボモータで蓋を自動的に開閉する．電源はArduino用とモータ用で分離し，モータ動作時の電圧降下によるセンサの誤動作を防止する．</w:t>
+      </w:r>
+      <w:r>
+        <w:t xml:space="preserve"> </w:t>
+      </w:r>
+    </w:p>
+    <w:p>
+      <w:r>
+        <w:rPr>
+          <w:rFonts w:hint="eastAsia"/>
+        </w:rPr>
+        <w:t xml:space="preserve">4.2 </w:t>
+      </w:r>
+      <w:r>
+        <w:t>アピールポイント</w:t>
+      </w:r>
+    </w:p>
+    <w:p>
+      <w:pPr>
+        <w:ind w:leftChars="200" w:left="420" w:firstLineChars="100" w:firstLine="210"/>
+        <w:rPr>
+          <w:rFonts w:hint="eastAsia"/>
+        </w:rPr>
+      </w:pPr>
+      <w:r>
+        <w:rPr>
+          <w:rFonts w:hint="eastAsia"/>
+        </w:rPr>
+        <w:t>「ごみ箱の方に行く」のではなく「ごみ箱が来てくれる」という発想の転換が最大の特徴である．3つのマイクを120度間隔で配置することで，最小限のセンサ数で死角なく全方位からの呼び出しに対応できる．また，停止判定には超音波距離センサ．蓋の開閉には</w:t>
+      </w:r>
+      <w:r>
+        <w:rPr>
+          <w:rFonts w:hint="eastAsia"/>
+        </w:rPr>
+        <w:t>赤外線センサと用途に応じてセンサを使い分ける点で，各機能の独立性を高めている．</w:t>
+      </w:r>
+      <w:r>
+        <w:t>アナログマイク</w:t>
       </w:r>
       <w:r>
         <w:rPr>
@@ -1136,8 +1179,52 @@
         <w:t>，</w:t>
       </w:r>
       <w:r>
-        <w:lastRenderedPageBreak/>
-        <w:t>DCモーター2つによる左右の車輪駆動で音源の方向へ移動する</w:t>
+        <w:t>超音波距離センサ</w:t>
+      </w:r>
+      <w:r>
+        <w:rPr>
+          <w:rFonts w:hint="eastAsia"/>
+        </w:rPr>
+        <w:t>，</w:t>
+      </w:r>
+      <w:r>
+        <w:t>赤外線センサ</w:t>
+      </w:r>
+      <w:r>
+        <w:rPr>
+          <w:rFonts w:hint="eastAsia"/>
+        </w:rPr>
+        <w:t>，</w:t>
+      </w:r>
+      <w:r>
+        <w:t>サーボモータ</w:t>
+      </w:r>
+      <w:r>
+        <w:rPr>
+          <w:rFonts w:hint="eastAsia"/>
+        </w:rPr>
+        <w:t>，</w:t>
+      </w:r>
+      <w:r>
+        <w:t>DC</w:t>
+      </w:r>
+      <w:r>
+        <w:rPr>
+          <w:rFonts w:hint="eastAsia"/>
+        </w:rPr>
+        <w:t>モータ</w:t>
+      </w:r>
+      <w:r>
+        <w:t>など複数のセンサとアクチュエータを統合的に制御する点で</w:t>
+      </w:r>
+      <w:r>
+        <w:rPr>
+          <w:rFonts w:hint="eastAsia"/>
+        </w:rPr>
+        <w:t>，</w:t>
+      </w:r>
+      <w:r>
+        <w:t>本実験で学んだスキルを総合的に活用できる制作物である</w:t>
       </w:r>
       <w:r>
         <w:rPr>
@@ -1145,8 +1232,150 @@
         </w:rPr>
         <w:t>．</w:t>
       </w:r>
-      <w:r>
-        <w:t>接近後は超音波距離センサで手を検知し</w:t>
+    </w:p>
+    <w:p>
+      <w:r>
+        <w:rPr>
+          <w:rFonts w:hint="eastAsia"/>
+        </w:rPr>
+        <w:t xml:space="preserve">4.3 </w:t>
+      </w:r>
+      <w:r>
+        <w:t>実現のために解決すべき課題</w:t>
+      </w:r>
+    </w:p>
+    <w:p>
+      <w:pPr>
+        <w:ind w:leftChars="200" w:left="420"/>
+      </w:pPr>
+      <w:r>
+        <w:rPr>
+          <w:rFonts w:hint="eastAsia"/>
+        </w:rPr>
+        <w:t>・</w:t>
+      </w:r>
+      <w:r>
+        <w:rPr>
+          <w:rFonts w:hint="eastAsia"/>
+        </w:rPr>
+        <w:t>アナログマイク3つによる音の方向</w:t>
+      </w:r>
+      <w:r>
+        <w:rPr>
+          <w:rFonts w:hint="eastAsia"/>
+        </w:rPr>
+        <w:t>判別</w:t>
+      </w:r>
+      <w:r>
+        <w:rPr>
+          <w:rFonts w:hint="eastAsia"/>
+        </w:rPr>
+        <w:t>アルゴリズムの設計</w:t>
+      </w:r>
+    </w:p>
+    <w:p>
+      <w:pPr>
+        <w:ind w:leftChars="200" w:left="420"/>
+        <w:rPr>
+          <w:rFonts w:hint="eastAsia"/>
+        </w:rPr>
+      </w:pPr>
+      <w:r>
+        <w:rPr>
+          <w:rFonts w:hint="eastAsia"/>
+        </w:rPr>
+        <w:t>・ごみ箱本体の</w:t>
+      </w:r>
+      <w:r>
+        <w:t>筐体設計</w:t>
+      </w:r>
+      <w:r>
+        <w:rPr>
+          <w:rFonts w:hint="eastAsia"/>
+        </w:rPr>
+        <w:t>（マイコン，各センサ等の配置，モータ・車輪の取り付け）</w:t>
+      </w:r>
+    </w:p>
+    <w:p>
+      <w:r>
+        <w:rPr>
+          <w:rFonts w:hint="eastAsia"/>
+        </w:rPr>
+        <w:t xml:space="preserve">4.4 </w:t>
+      </w:r>
+      <w:r>
+        <w:t>準備・進捗状況</w:t>
+      </w:r>
+    </w:p>
+    <w:p>
+      <w:pPr>
+        <w:ind w:leftChars="200" w:left="420" w:firstLineChars="100" w:firstLine="210"/>
+      </w:pPr>
+      <w:r>
+        <w:rPr>
+          <w:rFonts w:hint="eastAsia"/>
+        </w:rPr>
+        <w:t>超音波距離センサ，サーボモータ，</w:t>
+      </w:r>
+      <w:r>
+        <w:t>DC</w:t>
+      </w:r>
+      <w:r>
+        <w:rPr>
+          <w:rFonts w:hint="eastAsia"/>
+        </w:rPr>
+        <w:t>モータ，DRV8835</w:t>
+      </w:r>
+      <w:r>
+        <w:rPr>
+          <w:rFonts w:hint="eastAsia"/>
+        </w:rPr>
+        <w:t>モータドライバ</w:t>
+      </w:r>
+      <w:r>
+        <w:t>の動作確認は完了している</w:t>
+      </w:r>
+      <w:r>
+        <w:rPr>
+          <w:rFonts w:hint="eastAsia"/>
+        </w:rPr>
+        <w:t>．</w:t>
+      </w:r>
+      <w:r>
+        <w:rPr>
+          <w:rFonts w:hint="eastAsia"/>
+        </w:rPr>
+        <w:t>アナログマイクモジュールは未購入のため，今後3個購入し動作確認を行う予定である．</w:t>
+      </w:r>
+      <w:r>
+        <w:t>まず</w:t>
+      </w:r>
+      <w:r>
+        <w:rPr>
+          <w:rFonts w:hint="eastAsia"/>
+        </w:rPr>
+        <w:t>は</w:t>
+      </w:r>
+      <w:r>
+        <w:t>音の方向検知とDC</w:t>
+      </w:r>
+      <w:r>
+        <w:rPr>
+          <w:rFonts w:hint="eastAsia"/>
+        </w:rPr>
+        <w:t>モータ</w:t>
+      </w:r>
+      <w:r>
+        <w:t>による移動</w:t>
+      </w:r>
+      <w:r>
+        <w:rPr>
+          <w:rFonts w:hint="eastAsia"/>
+        </w:rPr>
+        <w:t>・旋回</w:t>
+      </w:r>
+      <w:r>
+        <w:t>制御を個別に実装・検証し</w:t>
       </w:r>
       <w:r>
         <w:rPr>
@@ -1155,348 +1384,16 @@
         <w:t>，</w:t>
       </w:r>
       <w:r>
-        <w:t>サーボモータで</w:t>
-      </w:r>
-      <w:r>
-        <w:rPr>
-          <w:rFonts w:hint="eastAsia"/>
-        </w:rPr>
-        <w:t>蓋</w:t>
-      </w:r>
-      <w:r>
-        <w:t>を自動的に開閉する</w:t>
-      </w:r>
-      <w:r>
-        <w:rPr>
-          <w:rFonts w:hint="eastAsia"/>
-        </w:rPr>
-        <w:t>．</w:t>
-      </w:r>
-      <w:r>
-        <w:t>さらに</w:t>
-      </w:r>
-      <w:r>
-        <w:rPr>
-          <w:rFonts w:hint="eastAsia"/>
-        </w:rPr>
-        <w:t>，</w:t>
-      </w:r>
-      <w:r>
-        <w:t>ごみ箱内部にもう1つ超音波センサを設置し</w:t>
-      </w:r>
-      <w:r>
-        <w:rPr>
-          <w:rFonts w:hint="eastAsia"/>
-        </w:rPr>
-        <w:t>，</w:t>
-      </w:r>
-      <w:r>
-        <w:t>ごみの量が一定以上になった場合にLCDやブザーで満杯を通知する機能も備える</w:t>
-      </w:r>
-      <w:r>
-        <w:rPr>
-          <w:rFonts w:hint="eastAsia"/>
-        </w:rPr>
-        <w:t>．</w:t>
-      </w:r>
-    </w:p>
-    <w:p>
-      <w:r>
-        <w:rPr>
-          <w:rFonts w:hint="eastAsia"/>
-        </w:rPr>
-        <w:t xml:space="preserve">4.2 </w:t>
-      </w:r>
-      <w:r>
-        <w:t>アピールポイント</w:t>
-      </w:r>
-    </w:p>
-    <w:p>
-      <w:pPr>
-        <w:ind w:leftChars="200" w:left="420" w:firstLineChars="100" w:firstLine="210"/>
-      </w:pPr>
-      <w:r>
-        <w:rPr>
-          <w:rFonts w:hint="eastAsia"/>
-        </w:rPr>
-        <w:t>単なる自動開閉ごみ箱にとどまらず</w:t>
-      </w:r>
-      <w:r>
-        <w:rPr>
-          <w:rFonts w:hint="eastAsia"/>
-        </w:rPr>
-        <w:t>，</w:t>
-      </w:r>
-      <w:r>
-        <w:rPr>
-          <w:rFonts w:hint="eastAsia"/>
-        </w:rPr>
-        <w:t>音の方向検知と自走機能を組み合わせた点が最大の特徴である</w:t>
-      </w:r>
-      <w:r>
-        <w:rPr>
-          <w:rFonts w:hint="eastAsia"/>
-        </w:rPr>
-        <w:t>．</w:t>
-      </w:r>
-      <w:r>
-        <w:rPr>
-          <w:rFonts w:hint="eastAsia"/>
-        </w:rPr>
-        <w:t>ユーザーがごみ箱のそばまで行く必要がなく</w:t>
-      </w:r>
-      <w:r>
-        <w:rPr>
-          <w:rFonts w:hint="eastAsia"/>
-        </w:rPr>
-        <w:t>，</w:t>
-      </w:r>
-      <w:r>
-        <w:rPr>
-          <w:rFonts w:hint="eastAsia"/>
-        </w:rPr>
-        <w:t>手を叩くだけでごみ箱が来てくれるという</w:t>
-      </w:r>
-      <w:r>
-        <w:rPr>
-          <w:rFonts w:hint="eastAsia"/>
-        </w:rPr>
-        <w:t>，</w:t>
-      </w:r>
-      <w:r>
-        <w:rPr>
-          <w:rFonts w:hint="eastAsia"/>
-        </w:rPr>
-        <w:t>利便性と面白さを両立した制作物を目指す</w:t>
-      </w:r>
-      <w:r>
-        <w:rPr>
-          <w:rFonts w:hint="eastAsia"/>
-        </w:rPr>
-        <w:t>．</w:t>
-      </w:r>
-      <w:r>
-        <w:t xml:space="preserve"> </w:t>
-      </w:r>
-    </w:p>
-    <w:p>
-      <w:r>
-        <w:rPr>
-          <w:rFonts w:hint="eastAsia"/>
-        </w:rPr>
-        <w:t xml:space="preserve">4.3 </w:t>
-      </w:r>
-      <w:r>
-        <w:t>実現のために解決すべき課題</w:t>
-      </w:r>
-    </w:p>
-    <w:p>
-      <w:pPr>
-        <w:ind w:left="420"/>
-      </w:pPr>
-      <w:r>
-        <w:rPr>
-          <w:rFonts w:hint="eastAsia"/>
-        </w:rPr>
-        <w:t>・</w:t>
-      </w:r>
-      <w:r>
-        <w:rPr>
-          <w:rFonts w:hint="eastAsia"/>
-        </w:rPr>
-        <w:t>サウンドセンサ</w:t>
-      </w:r>
-      <w:r>
-        <w:t>2つによる音の方向判別の精度確保（左右の音量差から方向を安定して判定する方法の検討）</w:t>
-      </w:r>
-    </w:p>
-    <w:p>
-      <w:pPr>
-        <w:ind w:leftChars="200" w:left="420"/>
-      </w:pPr>
-      <w:r>
-        <w:rPr>
-          <w:rFonts w:hint="eastAsia"/>
-        </w:rPr>
-        <w:t>・</w:t>
-      </w:r>
-      <w:r>
-        <w:t>DCモーター2つの制御による直進・旋回の実現（DRV8835を用いた駆動制御の実装）</w:t>
-      </w:r>
-    </w:p>
-    <w:p>
-      <w:pPr>
-        <w:ind w:leftChars="200" w:left="420"/>
-      </w:pPr>
-      <w:r>
-        <w:rPr>
-          <w:rFonts w:hint="eastAsia"/>
-        </w:rPr>
-        <w:t>・</w:t>
-      </w:r>
-      <w:r>
-        <w:rPr>
-          <w:rFonts w:hint="eastAsia"/>
-        </w:rPr>
-        <w:t>移動の停止タイミングの判定（超音波センサでユーザーとの距離を測り</w:t>
-      </w:r>
-      <w:r>
-        <w:rPr>
-          <w:rFonts w:hint="eastAsia"/>
-        </w:rPr>
-        <w:t>，</w:t>
-      </w:r>
-      <w:r>
-        <w:rPr>
-          <w:rFonts w:hint="eastAsia"/>
-        </w:rPr>
-        <w:t>適切な距離で停止する制御）</w:t>
-      </w:r>
-    </w:p>
-    <w:p>
-      <w:pPr>
-        <w:ind w:leftChars="200" w:left="420"/>
-      </w:pPr>
-      <w:r>
-        <w:rPr>
-          <w:rFonts w:hint="eastAsia"/>
-        </w:rPr>
-        <w:t>・</w:t>
-      </w:r>
-      <w:r>
-        <w:rPr>
-          <w:rFonts w:hint="eastAsia"/>
-        </w:rPr>
-        <w:t>ごみ箱本体の筐体設計（モーター・車輪の取り付け</w:t>
-      </w:r>
-      <w:r>
-        <w:rPr>
-          <w:rFonts w:hint="eastAsia"/>
-        </w:rPr>
-        <w:t>，</w:t>
-      </w:r>
-      <w:r>
-        <w:rPr>
-          <w:rFonts w:hint="eastAsia"/>
-        </w:rPr>
-        <w:t>重心バランスの確保）</w:t>
-      </w:r>
-    </w:p>
-    <w:p>
-      <w:pPr>
-        <w:ind w:leftChars="200" w:left="420"/>
-      </w:pPr>
-      <w:r>
-        <w:rPr>
-          <w:rFonts w:hint="eastAsia"/>
-        </w:rPr>
-        <w:t>・</w:t>
-      </w:r>
-      <w:r>
-        <w:rPr>
-          <w:rFonts w:hint="eastAsia"/>
-        </w:rPr>
-        <w:t>サウンドセンサの追加購入</w:t>
-      </w:r>
-    </w:p>
-    <w:p>
-      <w:r>
-        <w:rPr>
-          <w:rFonts w:hint="eastAsia"/>
-        </w:rPr>
-        <w:t xml:space="preserve">4.4 </w:t>
-      </w:r>
-      <w:r>
-        <w:t>準備・進捗状況</w:t>
-      </w:r>
-    </w:p>
-    <w:p>
-      <w:pPr>
-        <w:ind w:leftChars="200" w:left="420" w:firstLineChars="100" w:firstLine="210"/>
-        <w:rPr>
-          <w:rFonts w:hint="eastAsia"/>
-        </w:rPr>
-      </w:pPr>
-      <w:r>
-        <w:rPr>
-          <w:rFonts w:hint="eastAsia"/>
-        </w:rPr>
-        <w:t>超音波距離センサ</w:t>
-      </w:r>
-      <w:r>
-        <w:rPr>
-          <w:rFonts w:hint="eastAsia"/>
-        </w:rPr>
-        <w:t>，</w:t>
-      </w:r>
-      <w:r>
-        <w:rPr>
-          <w:rFonts w:hint="eastAsia"/>
-        </w:rPr>
-        <w:t>サーボモータ</w:t>
-      </w:r>
-      <w:r>
-        <w:rPr>
-          <w:rFonts w:hint="eastAsia"/>
-        </w:rPr>
-        <w:t>，</w:t>
-      </w:r>
-      <w:r>
-        <w:t>DCモーター</w:t>
-      </w:r>
-      <w:r>
-        <w:rPr>
-          <w:rFonts w:hint="eastAsia"/>
-        </w:rPr>
-        <w:t>，</w:t>
-      </w:r>
-      <w:r>
-        <w:t>ブザー</w:t>
-      </w:r>
-      <w:r>
-        <w:rPr>
-          <w:rFonts w:hint="eastAsia"/>
-        </w:rPr>
-        <w:t>，</w:t>
-      </w:r>
-      <w:r>
-        <w:t>LCDの動作確認は完了している</w:t>
-      </w:r>
-      <w:r>
-        <w:rPr>
-          <w:rFonts w:hint="eastAsia"/>
-        </w:rPr>
-        <w:t>．</w:t>
-      </w:r>
-      <w:r>
-        <w:t>サウンドセンサは現在1つ手元にあり</w:t>
-      </w:r>
-      <w:r>
-        <w:rPr>
-          <w:rFonts w:hint="eastAsia"/>
-        </w:rPr>
-        <w:t>，</w:t>
-      </w:r>
-      <w:r>
-        <w:t>もう1つを追加購入する予定である</w:t>
-      </w:r>
-      <w:r>
-        <w:rPr>
-          <w:rFonts w:hint="eastAsia"/>
-        </w:rPr>
-        <w:t>．</w:t>
-      </w:r>
-      <w:r>
-        <w:t>今後はまず音の方向検知とDCモーターによる移動制御を個別に実装・検証し</w:t>
-      </w:r>
-      <w:r>
-        <w:rPr>
-          <w:rFonts w:hint="eastAsia"/>
-        </w:rPr>
-        <w:t>，</w:t>
-      </w:r>
-      <w:r>
-        <w:t>その後各機能を統合していく方針である</w:t>
+        <w:t>その後</w:t>
+      </w:r>
+      <w:r>
+        <w:rPr>
+          <w:rFonts w:hint="eastAsia"/>
+        </w:rPr>
+        <w:t>超音波距離センサによる停止判定，赤外線センサによる蓋の自動開閉と段階的に</w:t>
+      </w:r>
+      <w:r>
+        <w:t>統合していく方針である</w:t>
       </w:r>
       <w:r>
         <w:rPr>
@@ -1512,9 +1409,6 @@
           <w:ilvl w:val="0"/>
           <w:numId w:val="2"/>
         </w:numPr>
-        <w:rPr>
-          <w:rFonts w:hint="eastAsia"/>
-        </w:rPr>
       </w:pPr>
       <w:r>
         <w:rPr>

--- a/docs/1W242038_植木敬太郎_センサと制御_第2回中間.docx
+++ b/docs/1W242038_植木敬太郎_センサと制御_第2回中間.docx
@@ -385,7 +385,19 @@
         <w:rPr>
           <w:rFonts w:hint="eastAsia"/>
         </w:rPr>
-        <w:t>「センサと制御」の実験におけるStep 2の取り組み内容を報告するものである．Step 2では，各種センサやアクチュエータの動作確認を進めるとともに，自ら回路とプログラムを組んでセンサ情報を音・光・動作等に反映させるスキルの確率が目的である．以下，動作確認の状況，独自に取り組んだ回路とプログラム，および最終制作物の検討内容について報告する．</w:t>
+        <w:t>「センサと制御」の実験におけるStep 2の取り組み内容を報告するものである．Step 2では，各種センサやアクチュエータの動作確認を進めるとともに，自ら回路とプログラムを組んでセンサ情報を音・光・動作等に反映させるスキルの</w:t>
+      </w:r>
+      <w:r>
+        <w:rPr>
+          <w:rFonts w:hint="eastAsia"/>
+        </w:rPr>
+        <w:t>確立</w:t>
+      </w:r>
+      <w:r>
+        <w:rPr>
+          <w:rFonts w:hint="eastAsia"/>
+        </w:rPr>
+        <w:t>が目的である．以下，動作確認の状況，独自に取り組んだ回路とプログラム，および最終制作物の検討内容について報告する．</w:t>
       </w:r>
     </w:p>
     <w:p/>
@@ -1038,9 +1050,6 @@
     <w:p>
       <w:pPr>
         <w:ind w:left="360" w:firstLineChars="100" w:firstLine="210"/>
-        <w:rPr>
-          <w:rFonts w:hint="eastAsia"/>
-        </w:rPr>
       </w:pPr>
     </w:p>
     <w:p>
@@ -1078,29 +1087,74 @@
         <w:rPr>
           <w:rFonts w:hint="eastAsia"/>
         </w:rPr>
-        <w:t>手を叩くとその方向に自走して近づき，蓋が自動で開閉する「音で呼べる自動開閉</w:t>
+        <w:t>IRリモコン</w:t>
+      </w:r>
+      <w:r>
+        <w:rPr>
+          <w:rFonts w:hint="eastAsia"/>
+        </w:rPr>
+        <w:t>で</w:t>
+      </w:r>
+      <w:r>
+        <w:rPr>
+          <w:rFonts w:hint="eastAsia"/>
+        </w:rPr>
+        <w:t>操作すると</w:t>
+      </w:r>
+      <w:r>
+        <w:rPr>
+          <w:rFonts w:hint="eastAsia"/>
+        </w:rPr>
+        <w:t>自走して近づき，蓋が自動で開閉する「</w:t>
+      </w:r>
+      <w:r>
+        <w:rPr>
+          <w:rFonts w:hint="eastAsia"/>
+        </w:rPr>
+        <w:t>自走式</w:t>
+      </w:r>
+      <w:r>
+        <w:rPr>
+          <w:rFonts w:hint="eastAsia"/>
+        </w:rPr>
+        <w:t>自動開閉ご</w:t>
       </w:r>
       <w:r>
         <w:rPr>
           <w:rFonts w:hint="eastAsia"/>
         </w:rPr>
         <w:lastRenderedPageBreak/>
-        <w:t>ごみ箱」を制作する．</w:t>
-      </w:r>
-      <w:r>
-        <w:rPr>
-          <w:rFonts w:hint="eastAsia"/>
-        </w:rPr>
-        <w:t>ごみ箱にアナログマイクモジュール(MAX4466搭載)を120度間隔で計3</w:t>
-      </w:r>
-      <w:r>
-        <w:t>つ</w:t>
-      </w:r>
-      <w:r>
-        <w:rPr>
-          <w:rFonts w:hint="eastAsia"/>
-        </w:rPr>
-        <w:t>配置し，拍手音のピーク音量を比較することで音源の方向を360度全方位から判別する．方向を判定した後，DRV8835モータドライバで制御する</w:t>
+        <w:t>み箱」を制作する．</w:t>
+      </w:r>
+      <w:r>
+        <w:rPr>
+          <w:rFonts w:hint="eastAsia"/>
+        </w:rPr>
+        <w:t>ごみ箱に</w:t>
+      </w:r>
+      <w:r>
+        <w:rPr>
+          <w:rFonts w:hint="eastAsia"/>
+        </w:rPr>
+        <w:t>IR受信モジュールを配置し</w:t>
+      </w:r>
+      <w:r>
+        <w:rPr>
+          <w:rFonts w:hint="eastAsia"/>
+        </w:rPr>
+        <w:t>，</w:t>
+      </w:r>
+      <w:r>
+        <w:rPr>
+          <w:rFonts w:hint="eastAsia"/>
+        </w:rPr>
+        <w:t>リモコンの方向ボタンの入力を受けて，</w:t>
+      </w:r>
+      <w:r>
+        <w:rPr>
+          <w:rFonts w:hint="eastAsia"/>
+        </w:rPr>
+        <w:t>DRV8835モータドライバで制御する</w:t>
       </w:r>
       <w:r>
         <w:t>DCモータ2つによる左右の車輪</w:t>
@@ -1112,7 +1166,7 @@
         <w:t>差動</w:t>
       </w:r>
       <w:r>
-        <w:t>駆動で音源の方向へ</w:t>
+        <w:t>駆動で</w:t>
       </w:r>
       <w:r>
         <w:rPr>
@@ -1121,7 +1175,13 @@
         <w:t>旋回・</w:t>
       </w:r>
       <w:r>
-        <w:t>移動する</w:t>
+        <w:rPr>
+          <w:rFonts w:hint="eastAsia"/>
+        </w:rPr>
+        <w:t>前進</w:t>
+      </w:r>
+      <w:r>
+        <w:t>する</w:t>
       </w:r>
       <w:r>
         <w:rPr>
@@ -1133,7 +1193,37 @@
         <w:rPr>
           <w:rFonts w:hint="eastAsia"/>
         </w:rPr>
-        <w:t>旋回角度はモータの駆動時間により制御する．前方に設置した超音波距離センサ(HC-SR04)でユーザーとの距離を監視し，一定距離以内に接近したら停止する．停止後，蓋上部に接地した赤外線センサで手をかざす動作を検知し，サーボモータで蓋を自動的に開閉する．電源はArduino用とモータ用で分離し，モータ動作時の電圧降下によるセンサの誤動作を防止する．</w:t>
+        <w:t>ボタンを押している間だけ対応する動作を行い，離すと停止することで，ラジコンのような直感的な操作を実現する．前方に設置した超音波距離センサ</w:t>
+      </w:r>
+      <w:r>
+        <w:rPr>
+          <w:rFonts w:hint="eastAsia"/>
+        </w:rPr>
+        <w:t>(HC-SR04)でユーザーとの距離を監視し，一定距離以内に接近</w:t>
+      </w:r>
+      <w:r>
+        <w:rPr>
+          <w:rFonts w:hint="eastAsia"/>
+        </w:rPr>
+        <w:t>すると自動で</w:t>
+      </w:r>
+      <w:r>
+        <w:rPr>
+          <w:rFonts w:hint="eastAsia"/>
+        </w:rPr>
+        <w:t>停止する．停止後</w:t>
+      </w:r>
+      <w:r>
+        <w:rPr>
+          <w:rFonts w:hint="eastAsia"/>
+        </w:rPr>
+        <w:t>は同じ超音波距離センサ</w:t>
+      </w:r>
+      <w:r>
+        <w:rPr>
+          <w:rFonts w:hint="eastAsia"/>
+        </w:rPr>
+        <w:t>で手をかざす動作を検知し，サーボモータで蓋を開閉する．電源はArduino用とモータ用で分離し，モータ動作時の電圧降下によるセンサの誤動作を防止する．</w:t>
       </w:r>
       <w:r>
         <w:t xml:space="preserve"> </w:t>
@@ -1153,24 +1243,33 @@
     <w:p>
       <w:pPr>
         <w:ind w:leftChars="200" w:left="420" w:firstLineChars="100" w:firstLine="210"/>
-        <w:rPr>
-          <w:rFonts w:hint="eastAsia"/>
-        </w:rPr>
-      </w:pPr>
-      <w:r>
-        <w:rPr>
-          <w:rFonts w:hint="eastAsia"/>
-        </w:rPr>
-        <w:t>「ごみ箱の方に行く」のではなく「ごみ箱が来てくれる」という発想の転換が最大の特徴である．3つのマイクを120度間隔で配置することで，最小限のセンサ数で死角なく全方位からの呼び出しに対応できる．また，停止判定には超音波距離センサ．蓋の開閉には</w:t>
-      </w:r>
-      <w:r>
-        <w:rPr>
-          <w:rFonts w:hint="eastAsia"/>
-        </w:rPr>
-        <w:t>赤外線センサと用途に応じてセンサを使い分ける点で，各機能の独立性を高めている．</w:t>
-      </w:r>
-      <w:r>
-        <w:t>アナログマイク</w:t>
+      </w:pPr>
+      <w:r>
+        <w:rPr>
+          <w:rFonts w:hint="eastAsia"/>
+        </w:rPr>
+        <w:t>「ごみ箱の方に行く」のではなく「ごみ箱が来てくれる」という発想の転換が最大の特徴である．</w:t>
+      </w:r>
+      <w:r>
+        <w:rPr>
+          <w:rFonts w:hint="eastAsia"/>
+        </w:rPr>
+        <w:t>また</w:t>
+      </w:r>
+      <w:r>
+        <w:rPr>
+          <w:rFonts w:hint="eastAsia"/>
+        </w:rPr>
+        <w:t>各機能の独立性を高めて</w:t>
+      </w:r>
+      <w:r>
+        <w:rPr>
+          <w:rFonts w:hint="eastAsia"/>
+        </w:rPr>
+        <w:t>おり，</w:t>
+      </w:r>
+      <w:r>
+        <w:t>超音波距離センサ</w:t>
       </w:r>
       <w:r>
         <w:rPr>
@@ -1179,7 +1278,13 @@
         <w:t>，</w:t>
       </w:r>
       <w:r>
-        <w:t>超音波距離センサ</w:t>
+        <w:t>赤外線</w:t>
+      </w:r>
+      <w:r>
+        <w:rPr>
+          <w:rFonts w:hint="eastAsia"/>
+        </w:rPr>
+        <w:t>受信モジュール</w:t>
       </w:r>
       <w:r>
         <w:rPr>
@@ -1188,7 +1293,7 @@
         <w:t>，</w:t>
       </w:r>
       <w:r>
-        <w:t>赤外線センサ</w:t>
+        <w:t>サーボモータ</w:t>
       </w:r>
       <w:r>
         <w:rPr>
@@ -1197,7 +1302,16 @@
         <w:t>，</w:t>
       </w:r>
       <w:r>
-        <w:t>サーボモータ</w:t>
+        <w:t>DC</w:t>
+      </w:r>
+      <w:r>
+        <w:rPr>
+          <w:rFonts w:hint="eastAsia"/>
+        </w:rPr>
+        <w:t>モータ</w:t>
+      </w:r>
+      <w:r>
+        <w:t>など複数のセンサとアクチュエータを統合的に制御する点で</w:t>
       </w:r>
       <w:r>
         <w:rPr>
@@ -1206,167 +1320,153 @@
         <w:t>，</w:t>
       </w:r>
       <w:r>
+        <w:t>本実験で学んだスキルを総合的に活用できる制作物である</w:t>
+      </w:r>
+      <w:r>
+        <w:rPr>
+          <w:rFonts w:hint="eastAsia"/>
+        </w:rPr>
+        <w:t>．</w:t>
+      </w:r>
+    </w:p>
+    <w:p>
+      <w:pPr>
+        <w:pStyle w:val="a9"/>
+        <w:numPr>
+          <w:ilvl w:val="1"/>
+          <w:numId w:val="9"/>
+        </w:numPr>
+        <w:rPr>
+          <w:rFonts w:hint="eastAsia"/>
+        </w:rPr>
+      </w:pPr>
+      <w:r>
+        <w:t>実現のために解決すべき課題</w:t>
+      </w:r>
+    </w:p>
+    <w:p>
+      <w:pPr>
+        <w:ind w:leftChars="200" w:left="420"/>
+      </w:pPr>
+      <w:r>
+        <w:rPr>
+          <w:rFonts w:hint="eastAsia"/>
+        </w:rPr>
+        <w:t>・ごみ箱本体の</w:t>
+      </w:r>
+      <w:r>
+        <w:t>筐体設計</w:t>
+      </w:r>
+      <w:r>
+        <w:rPr>
+          <w:rFonts w:hint="eastAsia"/>
+        </w:rPr>
+        <w:t>（マイコン，各センサ等の配置，モータ・車輪の取り付け）</w:t>
+      </w:r>
+    </w:p>
+    <w:p>
+      <w:pPr>
+        <w:ind w:leftChars="200" w:left="420"/>
+        <w:rPr>
+          <w:rFonts w:hint="eastAsia"/>
+        </w:rPr>
+      </w:pPr>
+      <w:r>
+        <w:rPr>
+          <w:rFonts w:hint="eastAsia"/>
+        </w:rPr>
+        <w:t>・リモコンの長押しへの対応</w:t>
+      </w:r>
+    </w:p>
+    <w:p>
+      <w:r>
+        <w:rPr>
+          <w:rFonts w:hint="eastAsia"/>
+        </w:rPr>
+        <w:t xml:space="preserve">4.4 </w:t>
+      </w:r>
+      <w:r>
+        <w:t>準備・進捗状況</w:t>
+      </w:r>
+    </w:p>
+    <w:p>
+      <w:pPr>
+        <w:ind w:leftChars="200" w:left="420" w:firstLineChars="100" w:firstLine="210"/>
+      </w:pPr>
+      <w:r>
+        <w:rPr>
+          <w:rFonts w:hint="eastAsia"/>
+        </w:rPr>
+        <w:t>超音波距離センサ，サーボモータ，</w:t>
+      </w:r>
+      <w:r>
+        <w:rPr>
+          <w:rFonts w:hint="eastAsia"/>
+        </w:rPr>
+        <w:t>IR受信モジュール，</w:t>
+      </w:r>
+      <w:r>
         <w:t>DC</w:t>
       </w:r>
       <w:r>
         <w:rPr>
           <w:rFonts w:hint="eastAsia"/>
         </w:rPr>
+        <w:t>モータ，DRV8835</w:t>
+      </w:r>
+      <w:r>
+        <w:rPr>
+          <w:rFonts w:hint="eastAsia"/>
+        </w:rPr>
+        <w:t>モータドライバ</w:t>
+      </w:r>
+      <w:r>
+        <w:t>の</w:t>
+      </w:r>
+      <w:r>
+        <w:rPr>
+          <w:rFonts w:hint="eastAsia"/>
+        </w:rPr>
+        <w:t>単体</w:t>
+      </w:r>
+      <w:r>
+        <w:t>動作確認は完了している</w:t>
+      </w:r>
+      <w:r>
+        <w:rPr>
+          <w:rFonts w:hint="eastAsia"/>
+        </w:rPr>
+        <w:t>．</w:t>
+      </w:r>
+      <w:r>
+        <w:rPr>
+          <w:rFonts w:hint="eastAsia"/>
+        </w:rPr>
+        <w:t>今後は</w:t>
+      </w:r>
+      <w:r>
+        <w:rPr>
+          <w:rFonts w:hint="eastAsia"/>
+        </w:rPr>
+        <w:t>まずIRリモコンのコマンド受信と長押し処理を実装し，これに基づく</w:t>
+      </w:r>
+      <w:r>
+        <w:t>DC</w:t>
+      </w:r>
+      <w:r>
+        <w:rPr>
+          <w:rFonts w:hint="eastAsia"/>
+        </w:rPr>
         <w:t>モータ</w:t>
       </w:r>
       <w:r>
-        <w:t>など複数のセンサとアクチュエータを統合的に制御する点で</w:t>
-      </w:r>
-      <w:r>
-        <w:rPr>
-          <w:rFonts w:hint="eastAsia"/>
-        </w:rPr>
-        <w:t>，</w:t>
-      </w:r>
-      <w:r>
-        <w:t>本実験で学んだスキルを総合的に活用できる制作物である</w:t>
-      </w:r>
-      <w:r>
-        <w:rPr>
-          <w:rFonts w:hint="eastAsia"/>
-        </w:rPr>
-        <w:t>．</w:t>
-      </w:r>
-    </w:p>
-    <w:p>
-      <w:r>
-        <w:rPr>
-          <w:rFonts w:hint="eastAsia"/>
-        </w:rPr>
-        <w:t xml:space="preserve">4.3 </w:t>
-      </w:r>
-      <w:r>
-        <w:t>実現のために解決すべき課題</w:t>
-      </w:r>
-    </w:p>
-    <w:p>
-      <w:pPr>
-        <w:ind w:leftChars="200" w:left="420"/>
-      </w:pPr>
-      <w:r>
-        <w:rPr>
-          <w:rFonts w:hint="eastAsia"/>
-        </w:rPr>
-        <w:t>・</w:t>
-      </w:r>
-      <w:r>
-        <w:rPr>
-          <w:rFonts w:hint="eastAsia"/>
-        </w:rPr>
-        <w:t>アナログマイク3つによる音の方向</w:t>
-      </w:r>
-      <w:r>
-        <w:rPr>
-          <w:rFonts w:hint="eastAsia"/>
-        </w:rPr>
-        <w:t>判別</w:t>
-      </w:r>
-      <w:r>
-        <w:rPr>
-          <w:rFonts w:hint="eastAsia"/>
-        </w:rPr>
-        <w:t>アルゴリズムの設計</w:t>
-      </w:r>
-    </w:p>
-    <w:p>
-      <w:pPr>
-        <w:ind w:leftChars="200" w:left="420"/>
-        <w:rPr>
-          <w:rFonts w:hint="eastAsia"/>
-        </w:rPr>
-      </w:pPr>
-      <w:r>
-        <w:rPr>
-          <w:rFonts w:hint="eastAsia"/>
-        </w:rPr>
-        <w:t>・ごみ箱本体の</w:t>
-      </w:r>
-      <w:r>
-        <w:t>筐体設計</w:t>
-      </w:r>
-      <w:r>
-        <w:rPr>
-          <w:rFonts w:hint="eastAsia"/>
-        </w:rPr>
-        <w:t>（マイコン，各センサ等の配置，モータ・車輪の取り付け）</w:t>
-      </w:r>
-    </w:p>
-    <w:p>
-      <w:r>
-        <w:rPr>
-          <w:rFonts w:hint="eastAsia"/>
-        </w:rPr>
-        <w:t xml:space="preserve">4.4 </w:t>
-      </w:r>
-      <w:r>
-        <w:t>準備・進捗状況</w:t>
-      </w:r>
-    </w:p>
-    <w:p>
-      <w:pPr>
-        <w:ind w:leftChars="200" w:left="420" w:firstLineChars="100" w:firstLine="210"/>
-      </w:pPr>
-      <w:r>
-        <w:rPr>
-          <w:rFonts w:hint="eastAsia"/>
-        </w:rPr>
-        <w:t>超音波距離センサ，サーボモータ，</w:t>
-      </w:r>
-      <w:r>
-        <w:t>DC</w:t>
-      </w:r>
-      <w:r>
-        <w:rPr>
-          <w:rFonts w:hint="eastAsia"/>
-        </w:rPr>
-        <w:t>モータ，DRV8835</w:t>
-      </w:r>
-      <w:r>
-        <w:rPr>
-          <w:rFonts w:hint="eastAsia"/>
-        </w:rPr>
-        <w:t>モータドライバ</w:t>
-      </w:r>
-      <w:r>
-        <w:t>の動作確認は完了している</w:t>
-      </w:r>
-      <w:r>
-        <w:rPr>
-          <w:rFonts w:hint="eastAsia"/>
-        </w:rPr>
-        <w:t>．</w:t>
-      </w:r>
-      <w:r>
-        <w:rPr>
-          <w:rFonts w:hint="eastAsia"/>
-        </w:rPr>
-        <w:t>アナログマイクモジュールは未購入のため，今後3個購入し動作確認を行う予定である．</w:t>
-      </w:r>
-      <w:r>
-        <w:t>まず</w:t>
-      </w:r>
-      <w:r>
-        <w:rPr>
-          <w:rFonts w:hint="eastAsia"/>
-        </w:rPr>
-        <w:t>は</w:t>
-      </w:r>
-      <w:r>
-        <w:t>音の方向検知とDC</w:t>
-      </w:r>
-      <w:r>
-        <w:rPr>
-          <w:rFonts w:hint="eastAsia"/>
-        </w:rPr>
-        <w:t>モータ</w:t>
-      </w:r>
-      <w:r>
-        <w:t>による移動</w:t>
+        <w:rPr>
+          <w:rFonts w:hint="eastAsia"/>
+        </w:rPr>
+        <w:t>の</w:t>
+      </w:r>
+      <w:r>
+        <w:t>移動</w:t>
       </w:r>
       <w:r>
         <w:rPr>
@@ -1375,13 +1475,13 @@
         <w:t>・旋回</w:t>
       </w:r>
       <w:r>
-        <w:t>制御を個別に実装・検証し</w:t>
-      </w:r>
-      <w:r>
-        <w:rPr>
-          <w:rFonts w:hint="eastAsia"/>
-        </w:rPr>
-        <w:t>，</w:t>
+        <w:t>制御を検証</w:t>
+      </w:r>
+      <w:r>
+        <w:rPr>
+          <w:rFonts w:hint="eastAsia"/>
+        </w:rPr>
+        <w:t>する．</w:t>
       </w:r>
       <w:r>
         <w:t>その後</w:t>
@@ -1390,7 +1490,7 @@
         <w:rPr>
           <w:rFonts w:hint="eastAsia"/>
         </w:rPr>
-        <w:t>超音波距離センサによる停止判定，赤外線センサによる蓋の自動開閉と段階的に</w:t>
+        <w:t>超音波距離センサによる停止判定，蓋の自動開閉と段階的に</w:t>
       </w:r>
       <w:r>
         <w:t>統合していく方針である</w:t>
@@ -1417,8 +1517,61 @@
         <w:t>参考文献</w:t>
       </w:r>
     </w:p>
+    <w:p>
+      <w:pPr>
+        <w:pStyle w:val="a9"/>
+        <w:numPr>
+          <w:ilvl w:val="0"/>
+          <w:numId w:val="8"/>
+        </w:numPr>
+        <w:rPr>
+          <w:rFonts w:hint="eastAsia"/>
+        </w:rPr>
+      </w:pPr>
+      <w:r>
+        <w:t>seigot「自動で開くゴミ箱を電子工作しました」Qiita, 2019年</w:t>
+      </w:r>
+      <w:r>
+        <w:rPr>
+          <w:rFonts w:hint="eastAsia"/>
+        </w:rPr>
+        <w:t>11</w:t>
+      </w:r>
+      <w:r>
+        <w:t xml:space="preserve">月23日, </w:t>
+      </w:r>
+      <w:hyperlink r:id="rId10" w:history="1">
+        <w:r>
+          <w:rPr>
+            <w:rStyle w:val="af0"/>
+          </w:rPr>
+          <w:t>https://qiita.com/seigot/items/df7875be07ca62104f25</w:t>
+        </w:r>
+      </w:hyperlink>
+      <w:r>
+        <w:t xml:space="preserve"> （2026年</w:t>
+      </w:r>
+      <w:r>
+        <w:rPr>
+          <w:rFonts w:hint="eastAsia"/>
+        </w:rPr>
+        <w:t>6</w:t>
+      </w:r>
+      <w:r>
+        <w:t>月</w:t>
+      </w:r>
+      <w:r>
+        <w:rPr>
+          <w:rFonts w:hint="eastAsia"/>
+        </w:rPr>
+        <w:t>6</w:t>
+      </w:r>
+      <w:r>
+        <w:t>日閲覧）</w:t>
+      </w:r>
+    </w:p>
     <w:sectPr>
-      <w:footerReference w:type="default" r:id="rId10"/>
+      <w:footerReference w:type="default" r:id="rId11"/>
       <w:pgSz w:w="11906" w:h="16838"/>
       <w:pgMar w:top="1985" w:right="1701" w:bottom="1701" w:left="1701" w:header="851" w:footer="992" w:gutter="0"/>
       <w:pgNumType w:start="0"/>
@@ -1651,6 +1804,119 @@
     </w:lvl>
   </w:abstractNum>
   <w:abstractNum w:abstractNumId="1" w15:restartNumberingAfterBreak="0">
+    <w:nsid w:val="0812584C"/>
+    <w:multiLevelType w:val="multilevel"/>
+    <w:tmpl w:val="69C8A7BA"/>
+    <w:lvl w:ilvl="0">
+      <w:start w:val="4"/>
+      <w:numFmt w:val="decimal"/>
+      <w:lvlText w:val="%1"/>
+      <w:lvlJc w:val="left"/>
+      <w:pPr>
+        <w:ind w:left="360" w:hanging="360"/>
+      </w:pPr>
+      <w:rPr>
+        <w:rFonts w:hint="default"/>
+      </w:rPr>
+    </w:lvl>
+    <w:lvl w:ilvl="1">
+      <w:start w:val="3"/>
+      <w:numFmt w:val="decimal"/>
+      <w:lvlText w:val="%1.%2"/>
+      <w:lvlJc w:val="left"/>
+      <w:pPr>
+        <w:ind w:left="360" w:hanging="360"/>
+      </w:pPr>
+      <w:rPr>
+        <w:rFonts w:hint="default"/>
+      </w:rPr>
+    </w:lvl>
+    <w:lvl w:ilvl="2">
+      <w:start w:val="1"/>
+      <w:numFmt w:val="decimal"/>
+      <w:lvlText w:val="%1.%2.%3"/>
+      <w:lvlJc w:val="left"/>
+      <w:pPr>
+        <w:ind w:left="720" w:hanging="720"/>
+      </w:pPr>
+      <w:rPr>
+        <w:rFonts w:hint="default"/>
+      </w:rPr>
+    </w:lvl>
+    <w:lvl w:ilvl="3">
+      <w:start w:val="1"/>
+      <w:numFmt w:val="decimal"/>
+      <w:lvlText w:val="%1.%2.%3.%4"/>
+      <w:lvlJc w:val="left"/>
+      <w:pPr>
+        <w:ind w:left="720" w:hanging="720"/>
+      </w:pPr>
+      <w:rPr>
+        <w:rFonts w:hint="default"/>
+      </w:rPr>
+    </w:lvl>
+    <w:lvl w:ilvl="4">
+      <w:start w:val="1"/>
+      <w:numFmt w:val="decimal"/>
+      <w:lvlText w:val="%1.%2.%3.%4.%5"/>
+      <w:lvlJc w:val="left"/>
+      <w:pPr>
+        <w:ind w:left="1080" w:hanging="1080"/>
+      </w:pPr>
+      <w:rPr>
+        <w:rFonts w:hint="default"/>
+      </w:rPr>
+    </w:lvl>
+    <w:lvl w:ilvl="5">
+      <w:start w:val="1"/>
+      <w:numFmt w:val="decimal"/>
+      <w:lvlText w:val="%1.%2.%3.%4.%5.%6"/>
+      <w:lvlJc w:val="left"/>
+      <w:pPr>
+        <w:ind w:left="1080" w:hanging="1080"/>
+      </w:pPr>
+      <w:rPr>
+        <w:rFonts w:hint="default"/>
+      </w:rPr>
+    </w:lvl>
+    <w:lvl w:ilvl="6">
+      <w:start w:val="1"/>
+      <w:numFmt w:val="decimal"/>
+      <w:lvlText w:val="%1.%2.%3.%4.%5.%6.%7"/>
+      <w:lvlJc w:val="left"/>
+      <w:pPr>
+        <w:ind w:left="1440" w:hanging="1440"/>
+      </w:pPr>
+      <w:rPr>
+        <w:rFonts w:hint="default"/>
+      </w:rPr>
+    </w:lvl>
+    <w:lvl w:ilvl="7">
+      <w:start w:val="1"/>
+      <w:numFmt w:val="decimal"/>
+      <w:lvlText w:val="%1.%2.%3.%4.%5.%6.%7.%8"/>
+      <w:lvlJc w:val="left"/>
+      <w:pPr>
+        <w:ind w:left="1440" w:hanging="1440"/>
+      </w:pPr>
+      <w:rPr>
+        <w:rFonts w:hint="default"/>
+      </w:rPr>
+    </w:lvl>
+    <w:lvl w:ilvl="8">
+      <w:start w:val="1"/>
+      <w:numFmt w:val="decimal"/>
+      <w:lvlText w:val="%1.%2.%3.%4.%5.%6.%7.%8.%9"/>
+      <w:lvlJc w:val="left"/>
+      <w:pPr>
+        <w:ind w:left="1800" w:hanging="1800"/>
+      </w:pPr>
+      <w:rPr>
+        <w:rFonts w:hint="default"/>
+      </w:rPr>
+    </w:lvl>
+  </w:abstractNum>
+  <w:abstractNum w:abstractNumId="2" w15:restartNumberingAfterBreak="0">
     <w:nsid w:val="1ABE1CC3"/>
     <w:multiLevelType w:val="multilevel"/>
     <w:tmpl w:val="225C6D06"/>
@@ -1763,7 +2029,7 @@
       </w:rPr>
     </w:lvl>
   </w:abstractNum>
-  <w:abstractNum w:abstractNumId="2" w15:restartNumberingAfterBreak="0">
+  <w:abstractNum w:abstractNumId="3" w15:restartNumberingAfterBreak="0">
     <w:nsid w:val="204A7786"/>
     <w:multiLevelType w:val="hybridMultilevel"/>
     <w:tmpl w:val="F7924328"/>
@@ -1852,7 +2118,96 @@
       </w:pPr>
     </w:lvl>
   </w:abstractNum>
-  <w:abstractNum w:abstractNumId="3" w15:restartNumberingAfterBreak="0">
+  <w:abstractNum w:abstractNumId="4" w15:restartNumberingAfterBreak="0">
+    <w:nsid w:val="222A6F8A"/>
+    <w:multiLevelType w:val="hybridMultilevel"/>
+    <w:tmpl w:val="24C8597C"/>
+    <w:lvl w:ilvl="0" w:tplc="D0003AA4">
+      <w:start w:val="1"/>
+      <w:numFmt w:val="decimal"/>
+      <w:lvlText w:val="%1)"/>
+      <w:lvlJc w:val="left"/>
+      <w:pPr>
+        <w:ind w:left="720" w:hanging="360"/>
+      </w:pPr>
+      <w:rPr>
+        <w:rFonts w:hint="default"/>
+      </w:rPr>
+    </w:lvl>
+    <w:lvl w:ilvl="1" w:tplc="04090017" w:tentative="1">
+      <w:start w:val="1"/>
+      <w:numFmt w:val="aiueoFullWidth"/>
+      <w:lvlText w:val="(%2)"/>
+      <w:lvlJc w:val="left"/>
+      <w:pPr>
+        <w:ind w:left="1240" w:hanging="440"/>
+      </w:pPr>
+    </w:lvl>
+    <w:lvl w:ilvl="2" w:tplc="04090011" w:tentative="1">
+      <w:start w:val="1"/>
+      <w:numFmt w:val="decimalEnclosedCircle"/>
+      <w:lvlText w:val="%3"/>
+      <w:lvlJc w:val="left"/>
+      <w:pPr>
+        <w:ind w:left="1680" w:hanging="440"/>
+      </w:pPr>
+    </w:lvl>
+    <w:lvl w:ilvl="3" w:tplc="0409000F" w:tentative="1">
+      <w:start w:val="1"/>
+      <w:numFmt w:val="decimal"/>
+      <w:lvlText w:val="%4."/>
+      <w:lvlJc w:val="left"/>
+      <w:pPr>
+        <w:ind w:left="2120" w:hanging="440"/>
+      </w:pPr>
+    </w:lvl>
+    <w:lvl w:ilvl="4" w:tplc="04090017" w:tentative="1">
+      <w:start w:val="1"/>
+      <w:numFmt w:val="aiueoFullWidth"/>
+      <w:lvlText w:val="(%5)"/>
+      <w:lvlJc w:val="left"/>
+      <w:pPr>
+        <w:ind w:left="2560" w:hanging="440"/>
+      </w:pPr>
+    </w:lvl>
+    <w:lvl w:ilvl="5" w:tplc="04090011" w:tentative="1">
+      <w:start w:val="1"/>
+      <w:numFmt w:val="decimalEnclosedCircle"/>
+      <w:lvlText w:val="%6"/>
+      <w:lvlJc w:val="left"/>
+      <w:pPr>
+        <w:ind w:left="3000" w:hanging="440"/>
+      </w:pPr>
+    </w:lvl>
+    <w:lvl w:ilvl="6" w:tplc="0409000F" w:tentative="1">
+      <w:start w:val="1"/>
+      <w:numFmt w:val="decimal"/>
+      <w:lvlText w:val="%7."/>
+      <w:lvlJc w:val="left"/>
+      <w:pPr>
+        <w:ind w:left="3440" w:hanging="440"/>
+      </w:pPr>
+    </w:lvl>
+    <w:lvl w:ilvl="7" w:tplc="04090017" w:tentative="1">
+      <w:start w:val="1"/>
+      <w:numFmt w:val="aiueoFullWidth"/>
+      <w:lvlText w:val="(%8)"/>
+      <w:lvlJc w:val="left"/>
+      <w:pPr>
+        <w:ind w:left="3880" w:hanging="440"/>
+      </w:pPr>
+    </w:lvl>
+    <w:lvl w:ilvl="8" w:tplc="04090011" w:tentative="1">
+      <w:start w:val="1"/>
+      <w:numFmt w:val="decimalEnclosedCircle"/>
+      <w:lvlText w:val="%9"/>
+      <w:lvlJc w:val="left"/>
+      <w:pPr>
+        <w:ind w:left="4320" w:hanging="440"/>
+      </w:pPr>
+    </w:lvl>
+  </w:abstractNum>
+  <w:abstractNum w:abstractNumId="5" w15:restartNumberingAfterBreak="0">
     <w:nsid w:val="4E1A0AF3"/>
     <w:multiLevelType w:val="multilevel"/>
     <w:tmpl w:val="9F1EBC18"/>
@@ -1965,7 +2320,7 @@
       </w:rPr>
     </w:lvl>
   </w:abstractNum>
-  <w:abstractNum w:abstractNumId="4" w15:restartNumberingAfterBreak="0">
+  <w:abstractNum w:abstractNumId="6" w15:restartNumberingAfterBreak="0">
     <w:nsid w:val="54FC08AA"/>
     <w:multiLevelType w:val="multilevel"/>
     <w:tmpl w:val="4AB68B6A"/>
@@ -2078,7 +2433,7 @@
       </w:rPr>
     </w:lvl>
   </w:abstractNum>
-  <w:abstractNum w:abstractNumId="5" w15:restartNumberingAfterBreak="0">
+  <w:abstractNum w:abstractNumId="7" w15:restartNumberingAfterBreak="0">
     <w:nsid w:val="6B0B4A4C"/>
     <w:multiLevelType w:val="multilevel"/>
     <w:tmpl w:val="138AE9C8"/>
@@ -2227,7 +2582,7 @@
       </w:rPr>
     </w:lvl>
   </w:abstractNum>
-  <w:abstractNum w:abstractNumId="6" w15:restartNumberingAfterBreak="0">
+  <w:abstractNum w:abstractNumId="8" w15:restartNumberingAfterBreak="0">
     <w:nsid w:val="7ACF25FB"/>
     <w:multiLevelType w:val="multilevel"/>
     <w:tmpl w:val="D15C5FDC"/>
@@ -2349,25 +2704,31 @@
     </w:lvl>
   </w:abstractNum>
   <w:num w:numId="1" w16cid:durableId="1626305684">
-    <w:abstractNumId w:val="6"/>
+    <w:abstractNumId w:val="8"/>
   </w:num>
   <w:num w:numId="2" w16cid:durableId="1683818382">
     <w:abstractNumId w:val="0"/>
   </w:num>
   <w:num w:numId="3" w16cid:durableId="1145390967">
+    <w:abstractNumId w:val="5"/>
+  </w:num>
+  <w:num w:numId="4" w16cid:durableId="1870680051">
+    <w:abstractNumId w:val="2"/>
+  </w:num>
+  <w:num w:numId="5" w16cid:durableId="305203120">
+    <w:abstractNumId w:val="7"/>
+  </w:num>
+  <w:num w:numId="6" w16cid:durableId="484401142">
     <w:abstractNumId w:val="3"/>
   </w:num>
-  <w:num w:numId="4" w16cid:durableId="1870680051">
+  <w:num w:numId="7" w16cid:durableId="99107625">
+    <w:abstractNumId w:val="6"/>
+  </w:num>
+  <w:num w:numId="8" w16cid:durableId="323510774">
+    <w:abstractNumId w:val="4"/>
+  </w:num>
+  <w:num w:numId="9" w16cid:durableId="284434248">
     <w:abstractNumId w:val="1"/>
-  </w:num>
-  <w:num w:numId="5" w16cid:durableId="305203120">
-    <w:abstractNumId w:val="5"/>
-  </w:num>
-  <w:num w:numId="6" w16cid:durableId="484401142">
-    <w:abstractNumId w:val="2"/>
-  </w:num>
-  <w:num w:numId="7" w16cid:durableId="99107625">
-    <w:abstractNumId w:val="4"/>
   </w:num>
 </w:numbering>
 </file>
